--- a/public/chat_files/kaylee_welcome_emails_final.docx
+++ b/public/chat_files/kaylee_welcome_emails_final.docx
@@ -13,51 +13,7 @@
           <w:color w:val="0F172A"/>
           <w:sz w:val="44"/>
         </w:rPr>
-        <w:t>Lumière Botanical Skincare — New Customer Welcome &amp; Retention Series</w:t>
-      </w:r>
-    </w:p>
-    <w:p>
-      <w:pPr>
-        <w:spacing w:before="0" w:after="120" w:line="276" w:lineRule="auto"/>
-      </w:pPr>
-      <w:r>
-        <w:rPr>
-          <w:rFonts w:ascii="Calibri" w:hAnsi="Calibri"/>
-          <w:color w:val="1E293B"/>
-          <w:sz w:val="20"/>
-        </w:rPr>
-        <w:t>BRAND: Lumière Botanical Skincare · E-Commerce Retention Sequence</w:t>
-      </w:r>
-    </w:p>
-    <w:p>
-      <w:pPr>
-        <w:spacing w:before="0" w:after="120" w:line="276" w:lineRule="auto"/>
-      </w:pPr>
-      <w:r>
-        <w:rPr>
-          <w:rFonts w:ascii="Calibri" w:hAnsi="Calibri"/>
-          <w:color w:val="1E293B"/>
-          <w:sz w:val="20"/>
-        </w:rPr>
-        <w:t>CHANNELS: Klaviyo Automated Customer Onboarding Sequence</w:t>
-      </w:r>
-    </w:p>
-    <w:p>
-      <w:pPr>
-        <w:spacing w:before="0" w:after="120" w:line="276" w:lineRule="auto"/>
-      </w:pPr>
-      <w:r>
-        <w:rPr>
-          <w:rFonts w:ascii="Calibri" w:hAnsi="Calibri"/>
-          <w:color w:val="1E293B"/>
-          <w:sz w:val="20"/>
-        </w:rPr>
-        <w:t>VERSION: Final Production Master Copy Deck</w:t>
-      </w:r>
-    </w:p>
-    <w:p>
-      <w:r>
-        <w:br w:type="page"/>
+        <w:t>Kaylee Skincare — 4-Part Welcome &amp; Botanical Ritual Email Sequence (Final)</w:t>
       </w:r>
     </w:p>
     <w:p>
@@ -72,7 +28,7 @@
           <w:color w:val="0F172A"/>
           <w:sz w:val="26"/>
         </w:rPr>
-        <w:t>EMAIL 1: WELCOME &amp; THE BOTANICAL PHILOSOPHY (SENT IMMEDIATELY UPON SIGNUP)</w:t>
+        <w:t>EMAIL 1: WELCOME TO THE BOTANICAL SANCTUARY</w:t>
       </w:r>
     </w:p>
     <w:p>
@@ -85,7 +41,7 @@
           <w:color w:val="1E293B"/>
           <w:sz w:val="20"/>
         </w:rPr>
-        <w:t>Subject: Welcome to slow skincare, [First Name] (+ your 15% inside)</w:t>
+        <w:t>Subject: Welcome to the sanctuary (+ 15% off your first ritual)</w:t>
       </w:r>
     </w:p>
     <w:p>
@@ -98,7 +54,7 @@
           <w:color w:val="1E293B"/>
           <w:sz w:val="20"/>
         </w:rPr>
-        <w:t>Preview: Real botanicals. Zero synthetic fillers. Your skin journey begins here.</w:t>
+        <w:t>Preview Text: Pure cold-pressed botanicals crafted for sensitive, stressed skin.</w:t>
       </w:r>
     </w:p>
     <w:p>
@@ -111,7 +67,7 @@
           <w:color w:val="1E293B"/>
           <w:sz w:val="20"/>
         </w:rPr>
-        <w:t>Hi [First Name],</w:t>
+        <w:t>Dear {{First_Name}},</w:t>
       </w:r>
     </w:p>
     <w:p>
@@ -124,7 +80,7 @@
           <w:color w:val="1E293B"/>
           <w:sz w:val="20"/>
         </w:rPr>
-        <w:t>Welcome to Lumière. We started this studio in our kitchen because we were exhausted by conventional skincare that over-promised with synthetic additives and stripped delicate lipid barriers.</w:t>
+        <w:t>Welcome to our small-batch skincare sanctuary. We founded Kaylee Skincare on a simple premise: your skin doesn't need 10 aggressive chemical steps—it needs pure, nutrient-dense lipid restoration that works with your natural acid mantle, not against it.</w:t>
       </w:r>
     </w:p>
     <w:p>
@@ -137,7 +93,7 @@
           <w:color w:val="1E293B"/>
           <w:sz w:val="20"/>
         </w:rPr>
-        <w:t>Every serum and balm we formulate is cold-pressed in small weekly batches using organic jojoba, sea buckthorn, and cold-extracted blue tansy. No artificial fragrance, no parabens, and no compromise.</w:t>
+        <w:t>To welcome you to our community, here is 15% off your first order with code RITUAL15 at checkout.</w:t>
       </w:r>
     </w:p>
     <w:p>
@@ -150,7 +106,7 @@
           <w:color w:val="1E293B"/>
           <w:sz w:val="20"/>
         </w:rPr>
-        <w:t>As a welcome to our community, your 15% studio discount code is ready to use at checkout: BOTANICAL15</w:t>
+        <w:t>Where to start:</w:t>
       </w:r>
     </w:p>
     <w:p>
@@ -163,12 +119,33 @@
           <w:color w:val="1E293B"/>
           <w:sz w:val="20"/>
         </w:rPr>
-        <w:t>[Explore The Everyday Botanical Ritual -&gt;]</w:t>
+        <w:t>If your skin feels tight, inflamed, or depleted, our Midnight Botanical Nectar Serum and Ceramide Barrier Cream were formulated specifically to calm irritation overnight.</w:t>
       </w:r>
     </w:p>
     <w:p>
+      <w:pPr>
+        <w:spacing w:before="0" w:after="120" w:line="276" w:lineRule="auto"/>
+      </w:pPr>
       <w:r>
-        <w:br w:type="page"/>
+        <w:rPr>
+          <w:rFonts w:ascii="Calibri" w:hAnsi="Calibri"/>
+          <w:color w:val="1E293B"/>
+          <w:sz w:val="20"/>
+        </w:rPr>
+        <w:t>[Explore the Clean Botanical Collection -&gt;]</w:t>
+      </w:r>
+    </w:p>
+    <w:p>
+      <w:pPr>
+        <w:spacing w:before="0" w:after="120" w:line="276" w:lineRule="auto"/>
+      </w:pPr>
+      <w:r>
+        <w:rPr>
+          <w:rFonts w:ascii="Calibri" w:hAnsi="Calibri"/>
+          <w:color w:val="1E293B"/>
+          <w:sz w:val="20"/>
+        </w:rPr>
+        <w:t>With warmth, Kaylee Cabreros, Founder</w:t>
       </w:r>
     </w:p>
     <w:p>
@@ -183,7 +160,7 @@
           <w:color w:val="0F172A"/>
           <w:sz w:val="26"/>
         </w:rPr>
-        <w:t>EMAIL 2: HOW TO LAYER YOUR DAILY SERUM RITUAL (SENT DAY 3)</w:t>
+        <w:t>EMAIL 2: THE COLD-PRESSED PHILOSOPHY (BEHIND THE FORMULA)</w:t>
       </w:r>
     </w:p>
     <w:p>
@@ -196,7 +173,7 @@
           <w:color w:val="1E293B"/>
           <w:sz w:val="20"/>
         </w:rPr>
-        <w:t>Subject: Why less is more: your 3-step morning ritual</w:t>
+        <w:t>Subject: Why we cold-press our botanical oils (The story behind the blue nectar)</w:t>
       </w:r>
     </w:p>
     <w:p>
@@ -209,7 +186,7 @@
           <w:color w:val="1E293B"/>
           <w:sz w:val="20"/>
         </w:rPr>
-        <w:t>Preview: The secret to all-day glow is hydration before nourishment.</w:t>
+        <w:t>Preview Text: Meet the rare Moroccan Blue Tansy and wild-harvested rosehip seed oil.</w:t>
       </w:r>
     </w:p>
     <w:p>
@@ -222,7 +199,7 @@
           <w:color w:val="1E293B"/>
           <w:sz w:val="20"/>
         </w:rPr>
-        <w:t>Hi [First Name],</w:t>
+        <w:t>Dear {{First_Name}},</w:t>
       </w:r>
     </w:p>
     <w:p>
@@ -235,7 +212,7 @@
           <w:color w:val="1E293B"/>
           <w:sz w:val="20"/>
         </w:rPr>
-        <w:t>One of the most common questions our studio aesthetician receives is: 'In what order should I apply facial oil and hydrator?'</w:t>
+        <w:t>Ever wonder why our Midnight Botanical Nectar Serum has that deep, soothing sapphire hue? That color comes naturally from chamazulene—a potent anti-inflammatory compound released during the gentle steam distillation of Moroccan Blue Tansy flowers.</w:t>
       </w:r>
     </w:p>
     <w:p>
@@ -248,7 +225,7 @@
           <w:color w:val="1E293B"/>
           <w:sz w:val="20"/>
         </w:rPr>
-        <w:t>Rule of thumb: Always layer from lightest molecular weight to richest barrier lock:</w:t>
+        <w:t>Most commercial brands use high-heat chemical extraction that strips delicate antioxidants. We partner exclusively with certified organic, small-plot growers to cold-press our jojoba, rosehip, and squalane oils in small batches under 85°F.</w:t>
       </w:r>
     </w:p>
     <w:p>
@@ -261,7 +238,7 @@
           <w:color w:val="1E293B"/>
           <w:sz w:val="20"/>
         </w:rPr>
-        <w:t>Step 1: Mist skin with our Rosewater &amp; Elderflower Botanical Toner while skin is damp.</w:t>
+        <w:t>The result is a silky, featherweight elixir that penetrates down to the stratum corneum without clogging pores or leaving greasy residue.</w:t>
       </w:r>
     </w:p>
     <w:p>
@@ -274,7 +251,22 @@
           <w:color w:val="1E293B"/>
           <w:sz w:val="20"/>
         </w:rPr>
-        <w:t>Step 2: Press 3 drops of Hyaluronic Acid Hydrating Serum into your face and neck.</w:t>
+        <w:t>[Discover the Sourcing Journey -&gt;]</w:t>
+      </w:r>
+    </w:p>
+    <w:p>
+      <w:pPr>
+        <w:keepNext/>
+        <w:spacing w:before="280" w:after="80"/>
+      </w:pPr>
+      <w:r>
+        <w:rPr>
+          <w:rFonts w:ascii="Calibri" w:hAnsi="Calibri"/>
+          <w:b/>
+          <w:color w:val="0F172A"/>
+          <w:sz w:val="26"/>
+        </w:rPr>
+        <w:t>EMAIL 3: SKIN BARRIER 101 — STOP STRIPPING YOUR ACID MANTLE</w:t>
       </w:r>
     </w:p>
     <w:p>
@@ -287,7 +279,7 @@
           <w:color w:val="1E293B"/>
           <w:sz w:val="20"/>
         </w:rPr>
-        <w:t>Step 3: Warm 4 drops of Barrier Repair Botanical Oil between your palms and gently press into skin to seal in moisture.</w:t>
+        <w:t>Subject: Skin barrier 101: Stop stripping your acid mantle</w:t>
       </w:r>
     </w:p>
     <w:p>
@@ -300,7 +292,259 @@
           <w:color w:val="1E293B"/>
           <w:sz w:val="20"/>
         </w:rPr>
-        <w:t>[Watch Aesthetician Tutorial -&gt;]</w:t>
+        <w:t>Preview Text: The 3 signs your moisture barrier is crying for help.</w:t>
+      </w:r>
+    </w:p>
+    <w:p>
+      <w:pPr>
+        <w:spacing w:before="0" w:after="120" w:line="276" w:lineRule="auto"/>
+      </w:pPr>
+      <w:r>
+        <w:rPr>
+          <w:rFonts w:ascii="Calibri" w:hAnsi="Calibri"/>
+          <w:color w:val="1E293B"/>
+          <w:sz w:val="20"/>
+        </w:rPr>
+        <w:t>Dear {{First_Name}},</w:t>
+      </w:r>
+    </w:p>
+    <w:p>
+      <w:pPr>
+        <w:spacing w:before="0" w:after="120" w:line="276" w:lineRule="auto"/>
+      </w:pPr>
+      <w:r>
+        <w:rPr>
+          <w:rFonts w:ascii="Calibri" w:hAnsi="Calibri"/>
+          <w:color w:val="1E293B"/>
+          <w:sz w:val="20"/>
+        </w:rPr>
+        <w:t>If your skin stings when applying moisturizer, looks shiny yet feels parched, or experiences sudden unexpected breakouts, your acid mantle is compromised.</w:t>
+      </w:r>
+    </w:p>
+    <w:p>
+      <w:pPr>
+        <w:spacing w:before="0" w:after="120" w:line="276" w:lineRule="auto"/>
+      </w:pPr>
+      <w:r>
+        <w:rPr>
+          <w:rFonts w:ascii="Calibri" w:hAnsi="Calibri"/>
+          <w:color w:val="1E293B"/>
+          <w:sz w:val="20"/>
+        </w:rPr>
+        <w:t>Aggressive foaming cleansers and high-percentage acids erode the delicate lipid matrix that shields against environmental pathogens and moisture loss. Here is our 3-step restorative morning ritual:</w:t>
+      </w:r>
+    </w:p>
+    <w:p>
+      <w:pPr>
+        <w:spacing w:before="0" w:after="120" w:line="276" w:lineRule="auto"/>
+      </w:pPr>
+      <w:r>
+        <w:rPr>
+          <w:rFonts w:ascii="Calibri" w:hAnsi="Calibri"/>
+          <w:color w:val="1E293B"/>
+          <w:sz w:val="20"/>
+        </w:rPr>
+        <w:t>1. Cleanse gently: Rinse with lukewarm water or our gentle milky cleanser. Never strip.</w:t>
+      </w:r>
+    </w:p>
+    <w:p>
+      <w:pPr>
+        <w:spacing w:before="0" w:after="120" w:line="276" w:lineRule="auto"/>
+      </w:pPr>
+      <w:r>
+        <w:rPr>
+          <w:rFonts w:ascii="Calibri" w:hAnsi="Calibri"/>
+          <w:color w:val="1E293B"/>
+          <w:sz w:val="20"/>
+        </w:rPr>
+        <w:t>2. Mist generously: Spritz Hydra-Firm Copper Peptide Mist over clean skin to flood cells with hyaluronic hydration.</w:t>
+      </w:r>
+    </w:p>
+    <w:p>
+      <w:pPr>
+        <w:spacing w:before="0" w:after="120" w:line="276" w:lineRule="auto"/>
+      </w:pPr>
+      <w:r>
+        <w:rPr>
+          <w:rFonts w:ascii="Calibri" w:hAnsi="Calibri"/>
+          <w:color w:val="1E293B"/>
+          <w:sz w:val="20"/>
+        </w:rPr>
+        <w:t>3. Lock with Ceramides: Press a dime-sized amount of Ceramide Barrier Cream over damp skin to seal in hydration.</w:t>
+      </w:r>
+    </w:p>
+    <w:p>
+      <w:pPr>
+        <w:spacing w:before="0" w:after="120" w:line="276" w:lineRule="auto"/>
+      </w:pPr>
+      <w:r>
+        <w:rPr>
+          <w:rFonts w:ascii="Calibri" w:hAnsi="Calibri"/>
+          <w:color w:val="1E293B"/>
+          <w:sz w:val="20"/>
+        </w:rPr>
+        <w:t>[Build Your Barrier Repair Ritual -&gt;]</w:t>
+      </w:r>
+    </w:p>
+    <w:p>
+      <w:pPr>
+        <w:keepNext/>
+        <w:spacing w:before="280" w:after="80"/>
+      </w:pPr>
+      <w:r>
+        <w:rPr>
+          <w:rFonts w:ascii="Calibri" w:hAnsi="Calibri"/>
+          <w:b/>
+          <w:color w:val="0F172A"/>
+          <w:sz w:val="26"/>
+        </w:rPr>
+        <w:t>EMAIL 4: JOIN THE VIP SMALL-BATCH BOTANICAL CIRCLE</w:t>
+      </w:r>
+    </w:p>
+    <w:p>
+      <w:pPr>
+        <w:spacing w:before="0" w:after="120" w:line="276" w:lineRule="auto"/>
+      </w:pPr>
+      <w:r>
+        <w:rPr>
+          <w:rFonts w:ascii="Calibri" w:hAnsi="Calibri"/>
+          <w:color w:val="1E293B"/>
+          <w:sz w:val="20"/>
+        </w:rPr>
+        <w:t>Subject: An invitation to our VIP small-batch botanical circle</w:t>
+      </w:r>
+    </w:p>
+    <w:p>
+      <w:pPr>
+        <w:spacing w:before="0" w:after="120" w:line="276" w:lineRule="auto"/>
+      </w:pPr>
+      <w:r>
+        <w:rPr>
+          <w:rFonts w:ascii="Calibri" w:hAnsi="Calibri"/>
+          <w:color w:val="1E293B"/>
+          <w:sz w:val="20"/>
+        </w:rPr>
+        <w:t>Preview Text: Early harvest reserves, private studio drops, and complimentary refills.</w:t>
+      </w:r>
+    </w:p>
+    <w:p>
+      <w:pPr>
+        <w:spacing w:before="0" w:after="120" w:line="276" w:lineRule="auto"/>
+      </w:pPr>
+      <w:r>
+        <w:rPr>
+          <w:rFonts w:ascii="Calibri" w:hAnsi="Calibri"/>
+          <w:color w:val="1E293B"/>
+          <w:sz w:val="20"/>
+        </w:rPr>
+        <w:t>Dear {{First_Name}},</w:t>
+      </w:r>
+    </w:p>
+    <w:p>
+      <w:pPr>
+        <w:spacing w:before="0" w:after="120" w:line="276" w:lineRule="auto"/>
+      </w:pPr>
+      <w:r>
+        <w:rPr>
+          <w:rFonts w:ascii="Calibri" w:hAnsi="Calibri"/>
+          <w:color w:val="1E293B"/>
+          <w:sz w:val="20"/>
+        </w:rPr>
+        <w:t>Because we source raw botanical harvests in limited seasonal quantities, our small batches frequently sell out within days of release.</w:t>
+      </w:r>
+    </w:p>
+    <w:p>
+      <w:pPr>
+        <w:spacing w:before="0" w:after="120" w:line="276" w:lineRule="auto"/>
+      </w:pPr>
+      <w:r>
+        <w:rPr>
+          <w:rFonts w:ascii="Calibri" w:hAnsi="Calibri"/>
+          <w:color w:val="1E293B"/>
+          <w:sz w:val="20"/>
+        </w:rPr>
+        <w:t>As a valued subscriber, you now have access to our VIP Circle perks:</w:t>
+      </w:r>
+    </w:p>
+    <w:p>
+      <w:pPr>
+        <w:pStyle w:val="ListBullet"/>
+        <w:spacing w:before="0" w:after="60" w:line="276" w:lineRule="auto"/>
+      </w:pPr>
+      <w:r>
+        <w:rPr>
+          <w:rFonts w:ascii="Calibri" w:hAnsi="Calibri"/>
+          <w:color w:val="1E293B"/>
+          <w:sz w:val="20"/>
+        </w:rPr>
+        <w:t>48-hour priority access to limited seasonal harvests and holiday gift editions.</w:t>
+      </w:r>
+    </w:p>
+    <w:p>
+      <w:pPr>
+        <w:pStyle w:val="ListBullet"/>
+        <w:spacing w:before="0" w:after="60" w:line="276" w:lineRule="auto"/>
+      </w:pPr>
+      <w:r>
+        <w:rPr>
+          <w:rFonts w:ascii="Calibri" w:hAnsi="Calibri"/>
+          <w:color w:val="1E293B"/>
+          <w:sz w:val="20"/>
+        </w:rPr>
+        <w:t>Free carbon-neutral shipping on all replenishment orders over $50.</w:t>
+      </w:r>
+    </w:p>
+    <w:p>
+      <w:pPr>
+        <w:pStyle w:val="ListBullet"/>
+        <w:spacing w:before="0" w:after="60" w:line="276" w:lineRule="auto"/>
+      </w:pPr>
+      <w:r>
+        <w:rPr>
+          <w:rFonts w:ascii="Calibri" w:hAnsi="Calibri"/>
+          <w:color w:val="1E293B"/>
+          <w:sz w:val="20"/>
+        </w:rPr>
+        <w:t>Complimentary botanical sample vial with every handcrafted order.</w:t>
+      </w:r>
+    </w:p>
+    <w:p>
+      <w:pPr>
+        <w:spacing w:before="0" w:after="120" w:line="276" w:lineRule="auto"/>
+      </w:pPr>
+      <w:r>
+        <w:rPr>
+          <w:rFonts w:ascii="Calibri" w:hAnsi="Calibri"/>
+          <w:color w:val="1E293B"/>
+          <w:sz w:val="20"/>
+        </w:rPr>
+        <w:t>Your 15% welcome code RITUAL15 is active through Sunday midnight.</w:t>
+      </w:r>
+    </w:p>
+    <w:p>
+      <w:pPr>
+        <w:spacing w:before="0" w:after="120" w:line="276" w:lineRule="auto"/>
+      </w:pPr>
+      <w:r>
+        <w:rPr>
+          <w:rFonts w:ascii="Calibri" w:hAnsi="Calibri"/>
+          <w:color w:val="1E293B"/>
+          <w:sz w:val="20"/>
+        </w:rPr>
+        <w:t>[Shop Your Personalized Ritual -&gt;]</w:t>
+      </w:r>
+    </w:p>
+    <w:p>
+      <w:pPr>
+        <w:spacing w:before="0" w:after="120" w:line="276" w:lineRule="auto"/>
+      </w:pPr>
+      <w:r>
+        <w:rPr>
+          <w:rFonts w:ascii="Calibri" w:hAnsi="Calibri"/>
+          <w:color w:val="1E293B"/>
+          <w:sz w:val="20"/>
+        </w:rPr>
+        <w:t>With gratitude, Kaylee &amp; the Botanical Formulation Team</w:t>
       </w:r>
     </w:p>
     <w:sectPr>
@@ -337,7 +581,7 @@
       <w:jc w:val="right"/>
     </w:pPr>
     <w:r>
-      <w:t>Lumière Botanical Skincare — New Customer Welcome &amp; Retentio</w:t>
+      <w:t>Kaylee Skincare — 4-Part Welcome &amp; Botanical Ritual Email Se</w:t>
     </w:r>
   </w:p>
 </w:hdr>

--- a/public/chat_files/kaylee_welcome_emails_final.docx
+++ b/public/chat_files/kaylee_welcome_emails_final.docx
@@ -13,7 +13,51 @@
           <w:color w:val="0F172A"/>
           <w:sz w:val="44"/>
         </w:rPr>
-        <w:t>Kaylee Skincare — 4-Part Welcome &amp; Botanical Ritual Email Sequence (Final)</w:t>
+        <w:t>Lumière Botanical Skincare — New Customer Welcome &amp; Retention Series</w:t>
+      </w:r>
+    </w:p>
+    <w:p>
+      <w:pPr>
+        <w:spacing w:before="0" w:after="120" w:line="276" w:lineRule="auto"/>
+      </w:pPr>
+      <w:r>
+        <w:rPr>
+          <w:rFonts w:ascii="Calibri" w:hAnsi="Calibri"/>
+          <w:color w:val="1E293B"/>
+          <w:sz w:val="20"/>
+        </w:rPr>
+        <w:t>BRAND: Lumière Botanical Skincare · E-Commerce Retention Sequence</w:t>
+      </w:r>
+    </w:p>
+    <w:p>
+      <w:pPr>
+        <w:spacing w:before="0" w:after="120" w:line="276" w:lineRule="auto"/>
+      </w:pPr>
+      <w:r>
+        <w:rPr>
+          <w:rFonts w:ascii="Calibri" w:hAnsi="Calibri"/>
+          <w:color w:val="1E293B"/>
+          <w:sz w:val="20"/>
+        </w:rPr>
+        <w:t>CHANNELS: Klaviyo Automated Customer Onboarding Sequence</w:t>
+      </w:r>
+    </w:p>
+    <w:p>
+      <w:pPr>
+        <w:spacing w:before="0" w:after="120" w:line="276" w:lineRule="auto"/>
+      </w:pPr>
+      <w:r>
+        <w:rPr>
+          <w:rFonts w:ascii="Calibri" w:hAnsi="Calibri"/>
+          <w:color w:val="1E293B"/>
+          <w:sz w:val="20"/>
+        </w:rPr>
+        <w:t>VERSION: Final Production Master Copy Deck</w:t>
+      </w:r>
+    </w:p>
+    <w:p>
+      <w:r>
+        <w:br w:type="page"/>
       </w:r>
     </w:p>
     <w:p>
@@ -28,7 +72,7 @@
           <w:color w:val="0F172A"/>
           <w:sz w:val="26"/>
         </w:rPr>
-        <w:t>EMAIL 1: WELCOME TO THE BOTANICAL SANCTUARY</w:t>
+        <w:t>EMAIL 1: WELCOME &amp; THE BOTANICAL PHILOSOPHY (SENT IMMEDIATELY UPON SIGNUP)</w:t>
       </w:r>
     </w:p>
     <w:p>
@@ -41,7 +85,7 @@
           <w:color w:val="1E293B"/>
           <w:sz w:val="20"/>
         </w:rPr>
-        <w:t>Subject: Welcome to the sanctuary (+ 15% off your first ritual)</w:t>
+        <w:t>Subject: Welcome to slow skincare, [First Name] (+ your 15% inside)</w:t>
       </w:r>
     </w:p>
     <w:p>
@@ -54,7 +98,7 @@
           <w:color w:val="1E293B"/>
           <w:sz w:val="20"/>
         </w:rPr>
-        <w:t>Preview Text: Pure cold-pressed botanicals crafted for sensitive, stressed skin.</w:t>
+        <w:t>Preview: Real botanicals. Zero synthetic fillers. Your skin journey begins here.</w:t>
       </w:r>
     </w:p>
     <w:p>
@@ -67,7 +111,7 @@
           <w:color w:val="1E293B"/>
           <w:sz w:val="20"/>
         </w:rPr>
-        <w:t>Dear {{First_Name}},</w:t>
+        <w:t>Hi [First Name],</w:t>
       </w:r>
     </w:p>
     <w:p>
@@ -80,7 +124,7 @@
           <w:color w:val="1E293B"/>
           <w:sz w:val="20"/>
         </w:rPr>
-        <w:t>Welcome to our small-batch skincare sanctuary. We founded Kaylee Skincare on a simple premise: your skin doesn't need 10 aggressive chemical steps—it needs pure, nutrient-dense lipid restoration that works with your natural acid mantle, not against it.</w:t>
+        <w:t>Welcome to Lumière. We started this studio in our kitchen because we were exhausted by conventional skincare that over-promised with synthetic additives and stripped delicate lipid barriers.</w:t>
       </w:r>
     </w:p>
     <w:p>
@@ -93,7 +137,7 @@
           <w:color w:val="1E293B"/>
           <w:sz w:val="20"/>
         </w:rPr>
-        <w:t>To welcome you to our community, here is 15% off your first order with code RITUAL15 at checkout.</w:t>
+        <w:t>Every serum and balm we formulate is cold-pressed in small weekly batches using organic jojoba, sea buckthorn, and cold-extracted blue tansy. No artificial fragrance, no parabens, and no compromise.</w:t>
       </w:r>
     </w:p>
     <w:p>
@@ -106,7 +150,7 @@
           <w:color w:val="1E293B"/>
           <w:sz w:val="20"/>
         </w:rPr>
-        <w:t>Where to start:</w:t>
+        <w:t>As a welcome to our community, your 15% studio discount code is ready to use at checkout: BOTANICAL15</w:t>
       </w:r>
     </w:p>
     <w:p>
@@ -119,33 +163,12 @@
           <w:color w:val="1E293B"/>
           <w:sz w:val="20"/>
         </w:rPr>
-        <w:t>If your skin feels tight, inflamed, or depleted, our Midnight Botanical Nectar Serum and Ceramide Barrier Cream were formulated specifically to calm irritation overnight.</w:t>
+        <w:t>[Explore The Everyday Botanical Ritual -&gt;]</w:t>
       </w:r>
     </w:p>
     <w:p>
-      <w:pPr>
-        <w:spacing w:before="0" w:after="120" w:line="276" w:lineRule="auto"/>
-      </w:pPr>
       <w:r>
-        <w:rPr>
-          <w:rFonts w:ascii="Calibri" w:hAnsi="Calibri"/>
-          <w:color w:val="1E293B"/>
-          <w:sz w:val="20"/>
-        </w:rPr>
-        <w:t>[Explore the Clean Botanical Collection -&gt;]</w:t>
-      </w:r>
-    </w:p>
-    <w:p>
-      <w:pPr>
-        <w:spacing w:before="0" w:after="120" w:line="276" w:lineRule="auto"/>
-      </w:pPr>
-      <w:r>
-        <w:rPr>
-          <w:rFonts w:ascii="Calibri" w:hAnsi="Calibri"/>
-          <w:color w:val="1E293B"/>
-          <w:sz w:val="20"/>
-        </w:rPr>
-        <w:t>With warmth, Kaylee Cabreros, Founder</w:t>
+        <w:br w:type="page"/>
       </w:r>
     </w:p>
     <w:p>
@@ -160,7 +183,7 @@
           <w:color w:val="0F172A"/>
           <w:sz w:val="26"/>
         </w:rPr>
-        <w:t>EMAIL 2: THE COLD-PRESSED PHILOSOPHY (BEHIND THE FORMULA)</w:t>
+        <w:t>EMAIL 2: HOW TO LAYER YOUR DAILY SERUM RITUAL (SENT DAY 3)</w:t>
       </w:r>
     </w:p>
     <w:p>
@@ -173,7 +196,7 @@
           <w:color w:val="1E293B"/>
           <w:sz w:val="20"/>
         </w:rPr>
-        <w:t>Subject: Why we cold-press our botanical oils (The story behind the blue nectar)</w:t>
+        <w:t>Subject: Why less is more: your 3-step morning ritual</w:t>
       </w:r>
     </w:p>
     <w:p>
@@ -186,7 +209,7 @@
           <w:color w:val="1E293B"/>
           <w:sz w:val="20"/>
         </w:rPr>
-        <w:t>Preview Text: Meet the rare Moroccan Blue Tansy and wild-harvested rosehip seed oil.</w:t>
+        <w:t>Preview: The secret to all-day glow is hydration before nourishment.</w:t>
       </w:r>
     </w:p>
     <w:p>
@@ -199,7 +222,7 @@
           <w:color w:val="1E293B"/>
           <w:sz w:val="20"/>
         </w:rPr>
-        <w:t>Dear {{First_Name}},</w:t>
+        <w:t>Hi [First Name],</w:t>
       </w:r>
     </w:p>
     <w:p>
@@ -212,7 +235,7 @@
           <w:color w:val="1E293B"/>
           <w:sz w:val="20"/>
         </w:rPr>
-        <w:t>Ever wonder why our Midnight Botanical Nectar Serum has that deep, soothing sapphire hue? That color comes naturally from chamazulene—a potent anti-inflammatory compound released during the gentle steam distillation of Moroccan Blue Tansy flowers.</w:t>
+        <w:t>One of the most common questions our studio aesthetician receives is: 'In what order should I apply facial oil and hydrator?'</w:t>
       </w:r>
     </w:p>
     <w:p>
@@ -225,7 +248,7 @@
           <w:color w:val="1E293B"/>
           <w:sz w:val="20"/>
         </w:rPr>
-        <w:t>Most commercial brands use high-heat chemical extraction that strips delicate antioxidants. We partner exclusively with certified organic, small-plot growers to cold-press our jojoba, rosehip, and squalane oils in small batches under 85°F.</w:t>
+        <w:t>Rule of thumb: Always layer from lightest molecular weight to richest barrier lock:</w:t>
       </w:r>
     </w:p>
     <w:p>
@@ -238,7 +261,7 @@
           <w:color w:val="1E293B"/>
           <w:sz w:val="20"/>
         </w:rPr>
-        <w:t>The result is a silky, featherweight elixir that penetrates down to the stratum corneum without clogging pores or leaving greasy residue.</w:t>
+        <w:t>Step 1: Mist skin with our Rosewater &amp; Elderflower Botanical Toner while skin is damp.</w:t>
       </w:r>
     </w:p>
     <w:p>
@@ -251,22 +274,7 @@
           <w:color w:val="1E293B"/>
           <w:sz w:val="20"/>
         </w:rPr>
-        <w:t>[Discover the Sourcing Journey -&gt;]</w:t>
-      </w:r>
-    </w:p>
-    <w:p>
-      <w:pPr>
-        <w:keepNext/>
-        <w:spacing w:before="280" w:after="80"/>
-      </w:pPr>
-      <w:r>
-        <w:rPr>
-          <w:rFonts w:ascii="Calibri" w:hAnsi="Calibri"/>
-          <w:b/>
-          <w:color w:val="0F172A"/>
-          <w:sz w:val="26"/>
-        </w:rPr>
-        <w:t>EMAIL 3: SKIN BARRIER 101 — STOP STRIPPING YOUR ACID MANTLE</w:t>
+        <w:t>Step 2: Press 3 drops of Hyaluronic Acid Hydrating Serum into your face and neck.</w:t>
       </w:r>
     </w:p>
     <w:p>
@@ -279,7 +287,7 @@
           <w:color w:val="1E293B"/>
           <w:sz w:val="20"/>
         </w:rPr>
-        <w:t>Subject: Skin barrier 101: Stop stripping your acid mantle</w:t>
+        <w:t>Step 3: Warm 4 drops of Barrier Repair Botanical Oil between your palms and gently press into skin to seal in moisture.</w:t>
       </w:r>
     </w:p>
     <w:p>
@@ -292,259 +300,7 @@
           <w:color w:val="1E293B"/>
           <w:sz w:val="20"/>
         </w:rPr>
-        <w:t>Preview Text: The 3 signs your moisture barrier is crying for help.</w:t>
-      </w:r>
-    </w:p>
-    <w:p>
-      <w:pPr>
-        <w:spacing w:before="0" w:after="120" w:line="276" w:lineRule="auto"/>
-      </w:pPr>
-      <w:r>
-        <w:rPr>
-          <w:rFonts w:ascii="Calibri" w:hAnsi="Calibri"/>
-          <w:color w:val="1E293B"/>
-          <w:sz w:val="20"/>
-        </w:rPr>
-        <w:t>Dear {{First_Name}},</w:t>
-      </w:r>
-    </w:p>
-    <w:p>
-      <w:pPr>
-        <w:spacing w:before="0" w:after="120" w:line="276" w:lineRule="auto"/>
-      </w:pPr>
-      <w:r>
-        <w:rPr>
-          <w:rFonts w:ascii="Calibri" w:hAnsi="Calibri"/>
-          <w:color w:val="1E293B"/>
-          <w:sz w:val="20"/>
-        </w:rPr>
-        <w:t>If your skin stings when applying moisturizer, looks shiny yet feels parched, or experiences sudden unexpected breakouts, your acid mantle is compromised.</w:t>
-      </w:r>
-    </w:p>
-    <w:p>
-      <w:pPr>
-        <w:spacing w:before="0" w:after="120" w:line="276" w:lineRule="auto"/>
-      </w:pPr>
-      <w:r>
-        <w:rPr>
-          <w:rFonts w:ascii="Calibri" w:hAnsi="Calibri"/>
-          <w:color w:val="1E293B"/>
-          <w:sz w:val="20"/>
-        </w:rPr>
-        <w:t>Aggressive foaming cleansers and high-percentage acids erode the delicate lipid matrix that shields against environmental pathogens and moisture loss. Here is our 3-step restorative morning ritual:</w:t>
-      </w:r>
-    </w:p>
-    <w:p>
-      <w:pPr>
-        <w:spacing w:before="0" w:after="120" w:line="276" w:lineRule="auto"/>
-      </w:pPr>
-      <w:r>
-        <w:rPr>
-          <w:rFonts w:ascii="Calibri" w:hAnsi="Calibri"/>
-          <w:color w:val="1E293B"/>
-          <w:sz w:val="20"/>
-        </w:rPr>
-        <w:t>1. Cleanse gently: Rinse with lukewarm water or our gentle milky cleanser. Never strip.</w:t>
-      </w:r>
-    </w:p>
-    <w:p>
-      <w:pPr>
-        <w:spacing w:before="0" w:after="120" w:line="276" w:lineRule="auto"/>
-      </w:pPr>
-      <w:r>
-        <w:rPr>
-          <w:rFonts w:ascii="Calibri" w:hAnsi="Calibri"/>
-          <w:color w:val="1E293B"/>
-          <w:sz w:val="20"/>
-        </w:rPr>
-        <w:t>2. Mist generously: Spritz Hydra-Firm Copper Peptide Mist over clean skin to flood cells with hyaluronic hydration.</w:t>
-      </w:r>
-    </w:p>
-    <w:p>
-      <w:pPr>
-        <w:spacing w:before="0" w:after="120" w:line="276" w:lineRule="auto"/>
-      </w:pPr>
-      <w:r>
-        <w:rPr>
-          <w:rFonts w:ascii="Calibri" w:hAnsi="Calibri"/>
-          <w:color w:val="1E293B"/>
-          <w:sz w:val="20"/>
-        </w:rPr>
-        <w:t>3. Lock with Ceramides: Press a dime-sized amount of Ceramide Barrier Cream over damp skin to seal in hydration.</w:t>
-      </w:r>
-    </w:p>
-    <w:p>
-      <w:pPr>
-        <w:spacing w:before="0" w:after="120" w:line="276" w:lineRule="auto"/>
-      </w:pPr>
-      <w:r>
-        <w:rPr>
-          <w:rFonts w:ascii="Calibri" w:hAnsi="Calibri"/>
-          <w:color w:val="1E293B"/>
-          <w:sz w:val="20"/>
-        </w:rPr>
-        <w:t>[Build Your Barrier Repair Ritual -&gt;]</w:t>
-      </w:r>
-    </w:p>
-    <w:p>
-      <w:pPr>
-        <w:keepNext/>
-        <w:spacing w:before="280" w:after="80"/>
-      </w:pPr>
-      <w:r>
-        <w:rPr>
-          <w:rFonts w:ascii="Calibri" w:hAnsi="Calibri"/>
-          <w:b/>
-          <w:color w:val="0F172A"/>
-          <w:sz w:val="26"/>
-        </w:rPr>
-        <w:t>EMAIL 4: JOIN THE VIP SMALL-BATCH BOTANICAL CIRCLE</w:t>
-      </w:r>
-    </w:p>
-    <w:p>
-      <w:pPr>
-        <w:spacing w:before="0" w:after="120" w:line="276" w:lineRule="auto"/>
-      </w:pPr>
-      <w:r>
-        <w:rPr>
-          <w:rFonts w:ascii="Calibri" w:hAnsi="Calibri"/>
-          <w:color w:val="1E293B"/>
-          <w:sz w:val="20"/>
-        </w:rPr>
-        <w:t>Subject: An invitation to our VIP small-batch botanical circle</w:t>
-      </w:r>
-    </w:p>
-    <w:p>
-      <w:pPr>
-        <w:spacing w:before="0" w:after="120" w:line="276" w:lineRule="auto"/>
-      </w:pPr>
-      <w:r>
-        <w:rPr>
-          <w:rFonts w:ascii="Calibri" w:hAnsi="Calibri"/>
-          <w:color w:val="1E293B"/>
-          <w:sz w:val="20"/>
-        </w:rPr>
-        <w:t>Preview Text: Early harvest reserves, private studio drops, and complimentary refills.</w:t>
-      </w:r>
-    </w:p>
-    <w:p>
-      <w:pPr>
-        <w:spacing w:before="0" w:after="120" w:line="276" w:lineRule="auto"/>
-      </w:pPr>
-      <w:r>
-        <w:rPr>
-          <w:rFonts w:ascii="Calibri" w:hAnsi="Calibri"/>
-          <w:color w:val="1E293B"/>
-          <w:sz w:val="20"/>
-        </w:rPr>
-        <w:t>Dear {{First_Name}},</w:t>
-      </w:r>
-    </w:p>
-    <w:p>
-      <w:pPr>
-        <w:spacing w:before="0" w:after="120" w:line="276" w:lineRule="auto"/>
-      </w:pPr>
-      <w:r>
-        <w:rPr>
-          <w:rFonts w:ascii="Calibri" w:hAnsi="Calibri"/>
-          <w:color w:val="1E293B"/>
-          <w:sz w:val="20"/>
-        </w:rPr>
-        <w:t>Because we source raw botanical harvests in limited seasonal quantities, our small batches frequently sell out within days of release.</w:t>
-      </w:r>
-    </w:p>
-    <w:p>
-      <w:pPr>
-        <w:spacing w:before="0" w:after="120" w:line="276" w:lineRule="auto"/>
-      </w:pPr>
-      <w:r>
-        <w:rPr>
-          <w:rFonts w:ascii="Calibri" w:hAnsi="Calibri"/>
-          <w:color w:val="1E293B"/>
-          <w:sz w:val="20"/>
-        </w:rPr>
-        <w:t>As a valued subscriber, you now have access to our VIP Circle perks:</w:t>
-      </w:r>
-    </w:p>
-    <w:p>
-      <w:pPr>
-        <w:pStyle w:val="ListBullet"/>
-        <w:spacing w:before="0" w:after="60" w:line="276" w:lineRule="auto"/>
-      </w:pPr>
-      <w:r>
-        <w:rPr>
-          <w:rFonts w:ascii="Calibri" w:hAnsi="Calibri"/>
-          <w:color w:val="1E293B"/>
-          <w:sz w:val="20"/>
-        </w:rPr>
-        <w:t>48-hour priority access to limited seasonal harvests and holiday gift editions.</w:t>
-      </w:r>
-    </w:p>
-    <w:p>
-      <w:pPr>
-        <w:pStyle w:val="ListBullet"/>
-        <w:spacing w:before="0" w:after="60" w:line="276" w:lineRule="auto"/>
-      </w:pPr>
-      <w:r>
-        <w:rPr>
-          <w:rFonts w:ascii="Calibri" w:hAnsi="Calibri"/>
-          <w:color w:val="1E293B"/>
-          <w:sz w:val="20"/>
-        </w:rPr>
-        <w:t>Free carbon-neutral shipping on all replenishment orders over $50.</w:t>
-      </w:r>
-    </w:p>
-    <w:p>
-      <w:pPr>
-        <w:pStyle w:val="ListBullet"/>
-        <w:spacing w:before="0" w:after="60" w:line="276" w:lineRule="auto"/>
-      </w:pPr>
-      <w:r>
-        <w:rPr>
-          <w:rFonts w:ascii="Calibri" w:hAnsi="Calibri"/>
-          <w:color w:val="1E293B"/>
-          <w:sz w:val="20"/>
-        </w:rPr>
-        <w:t>Complimentary botanical sample vial with every handcrafted order.</w:t>
-      </w:r>
-    </w:p>
-    <w:p>
-      <w:pPr>
-        <w:spacing w:before="0" w:after="120" w:line="276" w:lineRule="auto"/>
-      </w:pPr>
-      <w:r>
-        <w:rPr>
-          <w:rFonts w:ascii="Calibri" w:hAnsi="Calibri"/>
-          <w:color w:val="1E293B"/>
-          <w:sz w:val="20"/>
-        </w:rPr>
-        <w:t>Your 15% welcome code RITUAL15 is active through Sunday midnight.</w:t>
-      </w:r>
-    </w:p>
-    <w:p>
-      <w:pPr>
-        <w:spacing w:before="0" w:after="120" w:line="276" w:lineRule="auto"/>
-      </w:pPr>
-      <w:r>
-        <w:rPr>
-          <w:rFonts w:ascii="Calibri" w:hAnsi="Calibri"/>
-          <w:color w:val="1E293B"/>
-          <w:sz w:val="20"/>
-        </w:rPr>
-        <w:t>[Shop Your Personalized Ritual -&gt;]</w:t>
-      </w:r>
-    </w:p>
-    <w:p>
-      <w:pPr>
-        <w:spacing w:before="0" w:after="120" w:line="276" w:lineRule="auto"/>
-      </w:pPr>
-      <w:r>
-        <w:rPr>
-          <w:rFonts w:ascii="Calibri" w:hAnsi="Calibri"/>
-          <w:color w:val="1E293B"/>
-          <w:sz w:val="20"/>
-        </w:rPr>
-        <w:t>With gratitude, Kaylee &amp; the Botanical Formulation Team</w:t>
+        <w:t>[Watch Aesthetician Tutorial -&gt;]</w:t>
       </w:r>
     </w:p>
     <w:sectPr>
@@ -581,7 +337,7 @@
       <w:jc w:val="right"/>
     </w:pPr>
     <w:r>
-      <w:t>Kaylee Skincare — 4-Part Welcome &amp; Botanical Ritual Email Se</w:t>
+      <w:t>Lumière Botanical Skincare — New Customer Welcome &amp; Retentio</w:t>
     </w:r>
   </w:p>
 </w:hdr>
